--- a/Журавлев ПМИ.docx
+++ b/Журавлев ПМИ.docx
@@ -12,6 +12,8 @@
           <w:bCs/>
         </w:rPr>
       </w:pPr>
+      <w:bookmarkStart w:id="0" w:name="_Hlk241274988"/>
+      <w:bookmarkEnd w:id="0"/>
       <w:r>
         <w:rPr>
           <w:b/>
@@ -97,6 +99,7 @@
         <w:spacing w:line="276" w:lineRule="auto"/>
         <w:ind w:left="5103" w:firstLine="0"/>
       </w:pPr>
+      <w:bookmarkStart w:id="1" w:name="_Hlk241275023"/>
       <w:r>
         <w:t>УТВЕРЖДАЮ</w:t>
       </w:r>
@@ -869,7 +872,58 @@
           <w:color w:val="000000" w:themeColor="text1"/>
           <w:sz w:val="24"/>
         </w:rPr>
-        <w:t>Программа и методика испытаний разработана в соответствии с требованиями ГОСТ 34.603-92.</w:t>
+        <w:t xml:space="preserve">Программа и методика испытаний разработана в соответствии с требованиями </w:t>
+      </w:r>
+      <w:r>
+        <w:rPr>
+          <w:sz w:val="24"/>
+        </w:rPr>
+        <w:t>ГОСТ Р 59795–2021</w:t>
+      </w:r>
+      <w:r>
+        <w:rPr>
+          <w:sz w:val="24"/>
+        </w:rPr>
+        <w:t xml:space="preserve">, </w:t>
+      </w:r>
+      <w:r>
+        <w:rPr>
+          <w:sz w:val="24"/>
+        </w:rPr>
+        <w:t>ГОСТ Р 59792–2021</w:t>
+      </w:r>
+      <w:r>
+        <w:rPr>
+          <w:sz w:val="24"/>
+        </w:rPr>
+        <w:t xml:space="preserve">, </w:t>
+      </w:r>
+      <w:r>
+        <w:rPr>
+          <w:sz w:val="24"/>
+        </w:rPr>
+        <w:t>ГОСТ 19.301–79</w:t>
+      </w:r>
+      <w:r>
+        <w:rPr>
+          <w:sz w:val="24"/>
+        </w:rPr>
+        <w:t>,</w:t>
+      </w:r>
+      <w:r>
+        <w:t xml:space="preserve"> </w:t>
+      </w:r>
+      <w:r>
+        <w:rPr>
+          <w:sz w:val="24"/>
+        </w:rPr>
+        <w:t>ГОСТ 34.602–2020</w:t>
+      </w:r>
+      <w:r>
+        <w:rPr>
+          <w:sz w:val="24"/>
+        </w:rPr>
+        <w:t>.</w:t>
       </w:r>
     </w:p>
     <w:p>
@@ -2480,14 +2534,14 @@
       <w:pPr>
         <w:pStyle w:val="1"/>
       </w:pPr>
-      <w:bookmarkStart w:id="0" w:name="_Toc193826813"/>
-      <w:bookmarkStart w:id="1" w:name="_Toc74526610"/>
-      <w:bookmarkStart w:id="2" w:name="_Toc128474254"/>
+      <w:bookmarkStart w:id="2" w:name="_Toc193826813"/>
+      <w:bookmarkStart w:id="3" w:name="_Toc74526610"/>
+      <w:bookmarkStart w:id="4" w:name="_Toc128474254"/>
       <w:r>
         <w:lastRenderedPageBreak/>
         <w:t>Объект испытаний</w:t>
       </w:r>
-      <w:bookmarkEnd w:id="0"/>
+      <w:bookmarkEnd w:id="2"/>
       <w:r>
         <w:t xml:space="preserve"> </w:t>
       </w:r>
@@ -2496,11 +2550,11 @@
       <w:pPr>
         <w:pStyle w:val="2"/>
       </w:pPr>
-      <w:bookmarkStart w:id="3" w:name="_Toc193826814"/>
+      <w:bookmarkStart w:id="5" w:name="_Toc193826814"/>
       <w:r>
         <w:t>Наименование системы</w:t>
       </w:r>
-      <w:bookmarkEnd w:id="3"/>
+      <w:bookmarkEnd w:id="5"/>
     </w:p>
     <w:p>
       <w:pPr>
@@ -2527,11 +2581,11 @@
       <w:pPr>
         <w:pStyle w:val="2"/>
       </w:pPr>
-      <w:bookmarkStart w:id="4" w:name="_Toc193826815"/>
+      <w:bookmarkStart w:id="6" w:name="_Toc193826815"/>
       <w:r>
         <w:t>Комплектность АС</w:t>
       </w:r>
-      <w:bookmarkEnd w:id="4"/>
+      <w:bookmarkEnd w:id="6"/>
     </w:p>
     <w:p>
       <w:r>
@@ -2584,6 +2638,7 @@
       <w:r>
         <w:t xml:space="preserve">Файл базы рекордов – </w:t>
       </w:r>
+      <w:proofErr w:type="gramStart"/>
       <w:r>
         <w:rPr>
           <w:lang w:val="en-US"/>
@@ -2601,6 +2656,7 @@
         <w:t>json</w:t>
       </w:r>
       <w:proofErr w:type="spellEnd"/>
+      <w:proofErr w:type="gramEnd"/>
     </w:p>
     <w:p>
       <w:pPr>
@@ -2626,12 +2682,12 @@
       <w:pPr>
         <w:pStyle w:val="1"/>
       </w:pPr>
-      <w:bookmarkStart w:id="5" w:name="_Toc193826816"/>
+      <w:bookmarkStart w:id="7" w:name="_Toc193826816"/>
       <w:r>
         <w:lastRenderedPageBreak/>
         <w:t>Цель испытаний</w:t>
       </w:r>
-      <w:bookmarkEnd w:id="5"/>
+      <w:bookmarkEnd w:id="7"/>
     </w:p>
     <w:p>
       <w:pPr>
@@ -2685,12 +2741,12 @@
       <w:pPr>
         <w:pStyle w:val="1"/>
       </w:pPr>
-      <w:bookmarkStart w:id="6" w:name="_Toc193826817"/>
+      <w:bookmarkStart w:id="8" w:name="_Toc193826817"/>
       <w:r>
         <w:lastRenderedPageBreak/>
         <w:t>Общие положения</w:t>
       </w:r>
-      <w:bookmarkEnd w:id="6"/>
+      <w:bookmarkEnd w:id="8"/>
       <w:r>
         <w:t xml:space="preserve"> </w:t>
       </w:r>
@@ -2702,18 +2758,18 @@
           <w:szCs w:val="24"/>
         </w:rPr>
       </w:pPr>
-      <w:bookmarkStart w:id="7" w:name="_Toc135483142"/>
-      <w:bookmarkStart w:id="8" w:name="_Toc161917658"/>
-      <w:bookmarkStart w:id="9" w:name="_Toc193826818"/>
+      <w:bookmarkStart w:id="9" w:name="_Toc135483142"/>
+      <w:bookmarkStart w:id="10" w:name="_Toc161917658"/>
+      <w:bookmarkStart w:id="11" w:name="_Toc193826818"/>
       <w:r>
         <w:rPr>
           <w:szCs w:val="24"/>
         </w:rPr>
         <w:t>Перечень руководящих документов</w:t>
       </w:r>
-      <w:bookmarkEnd w:id="7"/>
-      <w:bookmarkEnd w:id="8"/>
       <w:bookmarkEnd w:id="9"/>
+      <w:bookmarkEnd w:id="10"/>
+      <w:bookmarkEnd w:id="11"/>
     </w:p>
     <w:p>
       <w:pPr>
@@ -2800,18 +2856,18 @@
           <w:szCs w:val="24"/>
         </w:rPr>
       </w:pPr>
-      <w:bookmarkStart w:id="10" w:name="_Toc135483143"/>
-      <w:bookmarkStart w:id="11" w:name="_Toc161917659"/>
-      <w:bookmarkStart w:id="12" w:name="_Toc193826819"/>
+      <w:bookmarkStart w:id="12" w:name="_Toc135483143"/>
+      <w:bookmarkStart w:id="13" w:name="_Toc161917659"/>
+      <w:bookmarkStart w:id="14" w:name="_Toc193826819"/>
       <w:r>
         <w:rPr>
           <w:szCs w:val="24"/>
         </w:rPr>
         <w:t>Место и продолжительность испытаний</w:t>
       </w:r>
-      <w:bookmarkEnd w:id="10"/>
-      <w:bookmarkEnd w:id="11"/>
       <w:bookmarkEnd w:id="12"/>
+      <w:bookmarkEnd w:id="13"/>
+      <w:bookmarkEnd w:id="14"/>
     </w:p>
     <w:p>
       <w:r>
@@ -2833,18 +2889,18 @@
           <w:szCs w:val="24"/>
         </w:rPr>
       </w:pPr>
-      <w:bookmarkStart w:id="13" w:name="_Toc135483144"/>
-      <w:bookmarkStart w:id="14" w:name="_Toc161917660"/>
-      <w:bookmarkStart w:id="15" w:name="_Toc193826820"/>
+      <w:bookmarkStart w:id="15" w:name="_Toc135483144"/>
+      <w:bookmarkStart w:id="16" w:name="_Toc161917660"/>
+      <w:bookmarkStart w:id="17" w:name="_Toc193826820"/>
       <w:r>
         <w:rPr>
           <w:szCs w:val="24"/>
         </w:rPr>
         <w:t>Организации, участвующие в испытаниях</w:t>
       </w:r>
-      <w:bookmarkEnd w:id="13"/>
-      <w:bookmarkEnd w:id="14"/>
       <w:bookmarkEnd w:id="15"/>
+      <w:bookmarkEnd w:id="16"/>
+      <w:bookmarkEnd w:id="17"/>
     </w:p>
     <w:p>
       <w:r>
@@ -2941,18 +2997,18 @@
           <w:lang w:val="en-US"/>
         </w:rPr>
       </w:pPr>
-      <w:bookmarkStart w:id="16" w:name="_Toc135483145"/>
-      <w:bookmarkStart w:id="17" w:name="_Toc161917661"/>
-      <w:bookmarkStart w:id="18" w:name="_Toc193826821"/>
+      <w:bookmarkStart w:id="18" w:name="_Toc135483145"/>
+      <w:bookmarkStart w:id="19" w:name="_Toc161917661"/>
+      <w:bookmarkStart w:id="20" w:name="_Toc193826821"/>
       <w:r>
         <w:rPr>
           <w:szCs w:val="24"/>
         </w:rPr>
         <w:t>Перечень предъявляемых на испытания документов</w:t>
       </w:r>
-      <w:bookmarkEnd w:id="16"/>
-      <w:bookmarkEnd w:id="17"/>
       <w:bookmarkEnd w:id="18"/>
+      <w:bookmarkEnd w:id="19"/>
+      <w:bookmarkEnd w:id="20"/>
     </w:p>
     <w:p>
       <w:r>
@@ -3058,12 +3114,12 @@
       <w:pPr>
         <w:pStyle w:val="1"/>
       </w:pPr>
-      <w:bookmarkStart w:id="19" w:name="_Toc193826822"/>
+      <w:bookmarkStart w:id="21" w:name="_Toc193826822"/>
       <w:r>
         <w:lastRenderedPageBreak/>
         <w:t>Объем испытаний</w:t>
       </w:r>
-      <w:bookmarkEnd w:id="19"/>
+      <w:bookmarkEnd w:id="21"/>
     </w:p>
     <w:p>
       <w:pPr>
@@ -3073,18 +3129,18 @@
           <w:lang w:val="en-US"/>
         </w:rPr>
       </w:pPr>
-      <w:bookmarkStart w:id="20" w:name="_Toc135483147"/>
-      <w:bookmarkStart w:id="21" w:name="_Toc161917663"/>
-      <w:bookmarkStart w:id="22" w:name="_Toc193826823"/>
+      <w:bookmarkStart w:id="22" w:name="_Toc135483147"/>
+      <w:bookmarkStart w:id="23" w:name="_Toc161917663"/>
+      <w:bookmarkStart w:id="24" w:name="_Toc193826823"/>
       <w:r>
         <w:rPr>
           <w:szCs w:val="24"/>
         </w:rPr>
         <w:t>Перечень этапов испытаний и проверок</w:t>
       </w:r>
-      <w:bookmarkEnd w:id="20"/>
-      <w:bookmarkEnd w:id="21"/>
       <w:bookmarkEnd w:id="22"/>
+      <w:bookmarkEnd w:id="23"/>
+      <w:bookmarkEnd w:id="24"/>
     </w:p>
     <w:p>
       <w:pPr>
@@ -3104,7 +3160,6 @@
       <w:pPr>
         <w:pStyle w:val="a0"/>
         <w:keepLines w:val="0"/>
-        <w:ind w:firstLine="709"/>
         <w:rPr>
           <w:rFonts w:eastAsia="Times New Roman"/>
         </w:rPr>
@@ -3120,7 +3175,6 @@
       <w:pPr>
         <w:pStyle w:val="a0"/>
         <w:keepLines w:val="0"/>
-        <w:ind w:firstLine="709"/>
         <w:rPr>
           <w:rFonts w:eastAsia="Times New Roman"/>
         </w:rPr>
@@ -3136,7 +3190,6 @@
       <w:pPr>
         <w:pStyle w:val="a0"/>
         <w:keepLines w:val="0"/>
-        <w:ind w:firstLine="709"/>
         <w:rPr>
           <w:rFonts w:eastAsia="Times New Roman"/>
         </w:rPr>
@@ -3152,7 +3205,6 @@
       <w:pPr>
         <w:pStyle w:val="a0"/>
         <w:keepLines w:val="0"/>
-        <w:ind w:firstLine="709"/>
         <w:rPr>
           <w:rFonts w:eastAsia="Times New Roman"/>
         </w:rPr>
@@ -3168,7 +3220,6 @@
       <w:pPr>
         <w:pStyle w:val="a0"/>
         <w:keepLines w:val="0"/>
-        <w:ind w:firstLine="709"/>
         <w:rPr>
           <w:rFonts w:eastAsia="Times New Roman"/>
         </w:rPr>
@@ -3187,16 +3238,16 @@
           <w:szCs w:val="24"/>
         </w:rPr>
       </w:pPr>
-      <w:bookmarkStart w:id="23" w:name="_Toc161917664"/>
-      <w:bookmarkStart w:id="24" w:name="_Toc193826824"/>
+      <w:bookmarkStart w:id="25" w:name="_Toc161917664"/>
+      <w:bookmarkStart w:id="26" w:name="_Toc193826824"/>
       <w:r>
         <w:rPr>
           <w:szCs w:val="24"/>
         </w:rPr>
         <w:t>Последовательность проведения</w:t>
       </w:r>
-      <w:bookmarkEnd w:id="23"/>
-      <w:bookmarkEnd w:id="24"/>
+      <w:bookmarkEnd w:id="25"/>
+      <w:bookmarkEnd w:id="26"/>
     </w:p>
     <w:p>
       <w:pPr>
@@ -3289,16 +3340,16 @@
           <w:szCs w:val="24"/>
         </w:rPr>
       </w:pPr>
-      <w:bookmarkStart w:id="25" w:name="_Toc161917665"/>
-      <w:bookmarkStart w:id="26" w:name="_Toc193826825"/>
+      <w:bookmarkStart w:id="27" w:name="_Toc161917665"/>
+      <w:bookmarkStart w:id="28" w:name="_Toc193826825"/>
       <w:r>
         <w:rPr>
           <w:szCs w:val="24"/>
         </w:rPr>
         <w:t>Требования по испытаниям программных средств</w:t>
       </w:r>
-      <w:bookmarkEnd w:id="25"/>
-      <w:bookmarkEnd w:id="26"/>
+      <w:bookmarkEnd w:id="27"/>
+      <w:bookmarkEnd w:id="28"/>
     </w:p>
     <w:p>
       <w:r>
@@ -3324,16 +3375,16 @@
           <w:szCs w:val="24"/>
         </w:rPr>
       </w:pPr>
-      <w:bookmarkStart w:id="27" w:name="_Toc161917666"/>
-      <w:bookmarkStart w:id="28" w:name="_Toc193826826"/>
+      <w:bookmarkStart w:id="29" w:name="_Toc161917666"/>
+      <w:bookmarkStart w:id="30" w:name="_Toc193826826"/>
       <w:r>
         <w:rPr>
           <w:szCs w:val="24"/>
         </w:rPr>
         <w:t>Перечень работ, проводимых после завершения испытаний</w:t>
       </w:r>
-      <w:bookmarkEnd w:id="27"/>
-      <w:bookmarkEnd w:id="28"/>
+      <w:bookmarkEnd w:id="29"/>
+      <w:bookmarkEnd w:id="30"/>
     </w:p>
     <w:p>
       <w:r>
@@ -3386,9 +3437,9 @@
           <w:szCs w:val="24"/>
         </w:rPr>
       </w:pPr>
-      <w:bookmarkStart w:id="29" w:name="_Toc135483151"/>
-      <w:bookmarkStart w:id="30" w:name="_Toc161917667"/>
-      <w:bookmarkStart w:id="31" w:name="_Toc193826827"/>
+      <w:bookmarkStart w:id="31" w:name="_Toc135483151"/>
+      <w:bookmarkStart w:id="32" w:name="_Toc161917667"/>
+      <w:bookmarkStart w:id="33" w:name="_Toc193826827"/>
       <w:r>
         <w:rPr>
           <w:szCs w:val="24"/>
@@ -3396,9 +3447,9 @@
         <w:lastRenderedPageBreak/>
         <w:t>Условия и порядок проведения испытаний</w:t>
       </w:r>
-      <w:bookmarkEnd w:id="29"/>
-      <w:bookmarkEnd w:id="30"/>
       <w:bookmarkEnd w:id="31"/>
+      <w:bookmarkEnd w:id="32"/>
+      <w:bookmarkEnd w:id="33"/>
     </w:p>
     <w:p>
       <w:pPr>
@@ -3513,9 +3564,9 @@
           <w:szCs w:val="24"/>
         </w:rPr>
       </w:pPr>
-      <w:bookmarkStart w:id="32" w:name="_Toc135483152"/>
-      <w:bookmarkStart w:id="33" w:name="_Toc161917668"/>
-      <w:bookmarkStart w:id="34" w:name="_Toc193826828"/>
+      <w:bookmarkStart w:id="34" w:name="_Toc135483152"/>
+      <w:bookmarkStart w:id="35" w:name="_Toc161917668"/>
+      <w:bookmarkStart w:id="36" w:name="_Toc193826828"/>
       <w:r>
         <w:rPr>
           <w:szCs w:val="24"/>
@@ -3523,9 +3574,9 @@
         <w:lastRenderedPageBreak/>
         <w:t>Материально-техническое обеспечение испытаний</w:t>
       </w:r>
-      <w:bookmarkEnd w:id="32"/>
-      <w:bookmarkEnd w:id="33"/>
       <w:bookmarkEnd w:id="34"/>
+      <w:bookmarkEnd w:id="35"/>
+      <w:bookmarkEnd w:id="36"/>
     </w:p>
     <w:p>
       <w:pPr>
@@ -3541,7 +3592,6 @@
     <w:p>
       <w:pPr>
         <w:spacing w:before="0"/>
-        <w:ind w:firstLine="709"/>
       </w:pPr>
       <w:r>
         <w:t>Технические средства:</w:t>
@@ -3555,7 +3605,7 @@
           <w:ilvl w:val="0"/>
           <w:numId w:val="41"/>
         </w:numPr>
-        <w:ind w:left="0" w:firstLine="709"/>
+        <w:ind w:left="0" w:firstLine="851"/>
       </w:pPr>
       <w:r>
         <w:t>п</w:t>
@@ -3575,7 +3625,7 @@
           <w:ilvl w:val="0"/>
           <w:numId w:val="41"/>
         </w:numPr>
-        <w:ind w:left="0" w:firstLine="709"/>
+        <w:ind w:left="0" w:firstLine="851"/>
       </w:pPr>
       <w:r>
         <w:t>п</w:t>
@@ -3598,7 +3648,7 @@
           <w:ilvl w:val="0"/>
           <w:numId w:val="41"/>
         </w:numPr>
-        <w:ind w:left="0" w:firstLine="709"/>
+        <w:ind w:left="0" w:firstLine="851"/>
       </w:pPr>
       <w:r>
         <w:t>о</w:t>
@@ -3624,7 +3674,7 @@
           <w:ilvl w:val="0"/>
           <w:numId w:val="41"/>
         </w:numPr>
-        <w:ind w:left="0" w:firstLine="709"/>
+        <w:ind w:left="0" w:firstLine="851"/>
       </w:pPr>
       <w:r>
         <w:t>ж</w:t>
@@ -3644,7 +3694,7 @@
           <w:ilvl w:val="0"/>
           <w:numId w:val="41"/>
         </w:numPr>
-        <w:ind w:left="0" w:firstLine="709"/>
+        <w:ind w:left="0" w:firstLine="851"/>
       </w:pPr>
       <w:r>
         <w:t>м</w:t>
@@ -3679,7 +3729,7 @@
           <w:ilvl w:val="0"/>
           <w:numId w:val="41"/>
         </w:numPr>
-        <w:ind w:left="0" w:firstLine="709"/>
+        <w:ind w:left="0" w:firstLine="851"/>
       </w:pPr>
       <w:r>
         <w:t>к</w:t>
@@ -3691,7 +3741,6 @@
     <w:p>
       <w:pPr>
         <w:spacing w:before="0"/>
-        <w:ind w:firstLine="709"/>
       </w:pPr>
       <w:r>
         <w:t>Программное обеспечение:</w:t>
@@ -3705,7 +3754,7 @@
           <w:ilvl w:val="0"/>
           <w:numId w:val="42"/>
         </w:numPr>
-        <w:ind w:left="0" w:firstLine="709"/>
+        <w:ind w:left="0" w:firstLine="851"/>
       </w:pPr>
       <w:r>
         <w:t>о</w:t>
@@ -3725,7 +3774,7 @@
           <w:ilvl w:val="0"/>
           <w:numId w:val="42"/>
         </w:numPr>
-        <w:ind w:left="0" w:firstLine="709"/>
+        <w:ind w:left="0" w:firstLine="851"/>
       </w:pPr>
       <w:r>
         <w:t>и</w:t>
@@ -3745,7 +3794,7 @@
           <w:ilvl w:val="0"/>
           <w:numId w:val="42"/>
         </w:numPr>
-        <w:ind w:left="0" w:firstLine="709"/>
+        <w:ind w:left="0" w:firstLine="851"/>
       </w:pPr>
       <w:r>
         <w:t>с</w:t>
@@ -3805,9 +3854,9 @@
           <w:szCs w:val="24"/>
         </w:rPr>
       </w:pPr>
-      <w:bookmarkStart w:id="35" w:name="_Toc135483153"/>
-      <w:bookmarkStart w:id="36" w:name="_Toc161917669"/>
-      <w:bookmarkStart w:id="37" w:name="_Toc193826829"/>
+      <w:bookmarkStart w:id="37" w:name="_Toc135483153"/>
+      <w:bookmarkStart w:id="38" w:name="_Toc161917669"/>
+      <w:bookmarkStart w:id="39" w:name="_Toc193826829"/>
       <w:r>
         <w:rPr>
           <w:szCs w:val="24"/>
@@ -3815,9 +3864,9 @@
         <w:lastRenderedPageBreak/>
         <w:t>Метрологическое обеспечение испытаний</w:t>
       </w:r>
-      <w:bookmarkEnd w:id="35"/>
-      <w:bookmarkEnd w:id="36"/>
       <w:bookmarkEnd w:id="37"/>
+      <w:bookmarkEnd w:id="38"/>
+      <w:bookmarkEnd w:id="39"/>
     </w:p>
     <w:p>
       <w:r>
@@ -3851,12 +3900,12 @@
       <w:pPr>
         <w:pStyle w:val="1"/>
       </w:pPr>
-      <w:bookmarkStart w:id="38" w:name="_Toc193826830"/>
+      <w:bookmarkStart w:id="40" w:name="_Toc193826830"/>
       <w:r>
         <w:lastRenderedPageBreak/>
         <w:t>Отчетность</w:t>
       </w:r>
-      <w:bookmarkEnd w:id="38"/>
+      <w:bookmarkEnd w:id="40"/>
     </w:p>
     <w:p>
       <w:pPr>
@@ -4054,14 +4103,14 @@
       <w:pPr>
         <w:pStyle w:val="vguAdditionName"/>
       </w:pPr>
-      <w:bookmarkStart w:id="39" w:name="_Toc161917671"/>
-      <w:bookmarkStart w:id="40" w:name="_Toc193826831"/>
+      <w:bookmarkStart w:id="41" w:name="_Toc161917671"/>
+      <w:bookmarkStart w:id="42" w:name="_Toc193826831"/>
       <w:r>
         <w:lastRenderedPageBreak/>
         <w:t>Методика проведения испытаний</w:t>
       </w:r>
-      <w:bookmarkEnd w:id="39"/>
-      <w:bookmarkEnd w:id="40"/>
+      <w:bookmarkEnd w:id="41"/>
+      <w:bookmarkEnd w:id="42"/>
     </w:p>
     <w:p>
       <w:r>
@@ -5194,13 +5243,23 @@
                 <w:lang w:eastAsia="ar-SA"/>
               </w:rPr>
             </w:pPr>
-            <w:r>
-              <w:rPr>
-                <w:rFonts w:eastAsia="SimSun" w:cs="Times New Roman"/>
-                <w:szCs w:val="24"/>
-                <w:lang w:eastAsia="ar-SA"/>
-              </w:rPr>
-              <w:t>Знак соответствующий ходу ставится в соответствующем месте</w:t>
+            <w:proofErr w:type="gramStart"/>
+            <w:r>
+              <w:rPr>
+                <w:rFonts w:eastAsia="SimSun" w:cs="Times New Roman"/>
+                <w:szCs w:val="24"/>
+                <w:lang w:eastAsia="ar-SA"/>
+              </w:rPr>
+              <w:t>Знак</w:t>
+            </w:r>
+            <w:proofErr w:type="gramEnd"/>
+            <w:r>
+              <w:rPr>
+                <w:rFonts w:eastAsia="SimSun" w:cs="Times New Roman"/>
+                <w:szCs w:val="24"/>
+                <w:lang w:eastAsia="ar-SA"/>
+              </w:rPr>
+              <w:t xml:space="preserve"> соответствующий ходу ставится в соответствующем месте</w:t>
             </w:r>
             <w:r>
               <w:rPr>
@@ -6198,13 +6257,23 @@
                 <w:lang w:eastAsia="ar-SA"/>
               </w:rPr>
             </w:pPr>
-            <w:r>
-              <w:rPr>
-                <w:rFonts w:eastAsia="SimSun" w:cs="Times New Roman"/>
-                <w:szCs w:val="24"/>
-                <w:lang w:eastAsia="ar-SA"/>
-              </w:rPr>
-              <w:t>Знак соответствующий ходу ставится в соответствующем месте, после хода игрока бот ставит свой знак в игровом поле.</w:t>
+            <w:proofErr w:type="gramStart"/>
+            <w:r>
+              <w:rPr>
+                <w:rFonts w:eastAsia="SimSun" w:cs="Times New Roman"/>
+                <w:szCs w:val="24"/>
+                <w:lang w:eastAsia="ar-SA"/>
+              </w:rPr>
+              <w:t>Знак</w:t>
+            </w:r>
+            <w:proofErr w:type="gramEnd"/>
+            <w:r>
+              <w:rPr>
+                <w:rFonts w:eastAsia="SimSun" w:cs="Times New Roman"/>
+                <w:szCs w:val="24"/>
+                <w:lang w:eastAsia="ar-SA"/>
+              </w:rPr>
+              <w:t xml:space="preserve"> соответствующий ходу ставится в соответствующем месте, после хода игрока бот ставит свой знак в игровом поле.</w:t>
             </w:r>
           </w:p>
         </w:tc>
@@ -7098,7 +7167,23 @@
                 <w:szCs w:val="24"/>
                 <w:lang w:eastAsia="ar-SA"/>
               </w:rPr>
-              <w:t>Проверка кнопки «Назад в меню»</w:t>
+              <w:t>Проверка кнопки «</w:t>
+            </w:r>
+            <w:r>
+              <w:rPr>
+                <w:rFonts w:eastAsia="SimSun" w:cs="Times New Roman"/>
+                <w:szCs w:val="24"/>
+                <w:lang w:eastAsia="ar-SA"/>
+              </w:rPr>
+              <w:t>Выход из игры</w:t>
+            </w:r>
+            <w:r>
+              <w:rPr>
+                <w:rFonts w:eastAsia="SimSun" w:cs="Times New Roman"/>
+                <w:szCs w:val="24"/>
+                <w:lang w:eastAsia="ar-SA"/>
+              </w:rPr>
+              <w:t>»</w:t>
             </w:r>
           </w:p>
         </w:tc>
@@ -7204,9 +7289,9 @@
           <w:color w:val="000000" w:themeColor="text1"/>
         </w:rPr>
       </w:pPr>
-      <w:bookmarkStart w:id="41" w:name="_Toc193826832"/>
-      <w:bookmarkEnd w:id="1"/>
-      <w:bookmarkEnd w:id="2"/>
+      <w:bookmarkStart w:id="43" w:name="_Toc193826832"/>
+      <w:bookmarkEnd w:id="3"/>
+      <w:bookmarkEnd w:id="4"/>
       <w:r>
         <w:lastRenderedPageBreak/>
         <w:t>Протокол</w:t>
@@ -7217,7 +7302,7 @@
       <w:r>
         <w:t xml:space="preserve"> приемочных испытаний</w:t>
       </w:r>
-      <w:bookmarkEnd w:id="41"/>
+      <w:bookmarkEnd w:id="43"/>
     </w:p>
     <w:p>
       <w:r>
@@ -7286,19 +7371,19 @@
       <w:pPr>
         <w:pStyle w:val="vgutTableName"/>
       </w:pPr>
-      <w:bookmarkStart w:id="42" w:name="_Ref74120505"/>
-      <w:bookmarkStart w:id="43" w:name="_Ref74120502"/>
+      <w:bookmarkStart w:id="44" w:name="_Ref74120505"/>
+      <w:bookmarkStart w:id="45" w:name="_Ref74120502"/>
       <w:r>
         <w:t xml:space="preserve">Таблица </w:t>
       </w:r>
-      <w:bookmarkEnd w:id="42"/>
+      <w:bookmarkEnd w:id="44"/>
       <w:r>
         <w:t>Б.</w:t>
       </w:r>
       <w:r>
         <w:t>1 – Общие сведения</w:t>
       </w:r>
-      <w:bookmarkEnd w:id="43"/>
+      <w:bookmarkEnd w:id="45"/>
       <w:r>
         <w:t xml:space="preserve"> об испытаниях</w:t>
       </w:r>
@@ -7428,8 +7513,21 @@
               <w:spacing w:before="0" w:line="240" w:lineRule="auto"/>
               <w:ind w:firstLine="0"/>
             </w:pPr>
-            <w:r>
-              <w:t>«       »                       20</w:t>
+            <w:proofErr w:type="gramStart"/>
+            <w:r>
+              <w:t xml:space="preserve">«  </w:t>
+            </w:r>
+            <w:proofErr w:type="gramEnd"/>
+            <w:r>
+              <w:t xml:space="preserve">   </w:t>
+            </w:r>
+            <w:proofErr w:type="gramStart"/>
+            <w:r>
+              <w:t xml:space="preserve">  »</w:t>
+            </w:r>
+            <w:proofErr w:type="gramEnd"/>
+            <w:r>
+              <w:t xml:space="preserve">                       20</w:t>
             </w:r>
             <w:r>
               <w:softHyphen/>
@@ -7906,7 +8004,7 @@
       </w:tr>
     </w:tbl>
     <w:p>
-      <w:bookmarkStart w:id="44" w:name="_Ref74120529"/>
+      <w:bookmarkStart w:id="46" w:name="_Ref74120529"/>
     </w:p>
     <w:p>
       <w:pPr>
@@ -7915,7 +8013,7 @@
       <w:r>
         <w:t xml:space="preserve">Таблица </w:t>
       </w:r>
-      <w:bookmarkEnd w:id="44"/>
+      <w:bookmarkEnd w:id="46"/>
       <w:r>
         <w:t>Б.</w:t>
       </w:r>
@@ -10635,6 +10733,7 @@
     </w:tbl>
     <w:p/>
     <w:p/>
+    <w:bookmarkEnd w:id="1"/>
     <w:p/>
     <w:sectPr>
       <w:headerReference w:type="default" r:id="rId12"/>
@@ -17928,6 +18027,25 @@
 </file>
 
 <file path=customXml/item1.xml><?xml version="1.0" encoding="utf-8"?>
+<b:Sources xmlns:b="http://schemas.openxmlformats.org/officeDocument/2006/bibliography" xmlns="http://schemas.openxmlformats.org/officeDocument/2006/bibliography" SelectedStyle="\APASixthEditionOfficeOnline.xsl" StyleName="APA" Version="6"/>
+</file>
+
+<file path=customXml/item2.xml><?xml version="1.0" encoding="utf-8"?>
+<?mso-contentType ?>
+<FormTemplates xmlns="http://schemas.microsoft.com/sharepoint/v3/contenttype/forms">
+  <Display>DocumentLibraryForm</Display>
+  <Edit>DocumentLibraryForm</Edit>
+  <New>DocumentLibraryForm</New>
+</FormTemplates>
+</file>
+
+<file path=customXml/item3.xml><?xml version="1.0" encoding="utf-8"?>
+<p:properties xmlns:p="http://schemas.microsoft.com/office/2006/metadata/properties" xmlns:xsi="http://www.w3.org/2001/XMLSchema-instance" xmlns:pc="http://schemas.microsoft.com/office/infopath/2007/PartnerControls">
+  <documentManagement/>
+</p:properties>
+</file>
+
+<file path=customXml/item4.xml><?xml version="1.0" encoding="utf-8"?>
 <ct:contentTypeSchema xmlns:ct="http://schemas.microsoft.com/office/2006/metadata/contentType" xmlns:ma="http://schemas.microsoft.com/office/2006/metadata/properties/metaAttributes" ct:_="" ma:_="" ma:contentTypeName="Документ" ma:contentTypeID="0x010100895006E4339BF24CAA0F5B167E451061" ma:contentTypeVersion="11" ma:contentTypeDescription="Создание документа." ma:contentTypeScope="" ma:versionID="ee66b34cdb7d5be00a86ac9db559fc97">
   <xsd:schema xmlns:xsd="http://www.w3.org/2001/XMLSchema" xmlns:xs="http://www.w3.org/2001/XMLSchema" xmlns:p="http://schemas.microsoft.com/office/2006/metadata/properties" xmlns:ns3="a1eb269e-cbf3-465a-8e4a-8d42bc45f09f" xmlns:ns4="a042d032-8e16-4c5e-a37e-70d449039bd2" targetNamespace="http://schemas.microsoft.com/office/2006/metadata/properties" ma:root="true" ma:fieldsID="9831aabdbf23b96857ccdb3f4e1a7ec2" ns3:_="" ns4:_="">
     <xsd:import namespace="a1eb269e-cbf3-465a-8e4a-8d42bc45f09f"/>
@@ -18136,26 +18254,32 @@
 </ct:contentTypeSchema>
 </file>
 
-<file path=customXml/item2.xml><?xml version="1.0" encoding="utf-8"?>
-<p:properties xmlns:p="http://schemas.microsoft.com/office/2006/metadata/properties" xmlns:xsi="http://www.w3.org/2001/XMLSchema-instance" xmlns:pc="http://schemas.microsoft.com/office/infopath/2007/PartnerControls">
-  <documentManagement/>
-</p:properties>
+<file path=customXml/itemProps1.xml><?xml version="1.0" encoding="utf-8"?>
+<ds:datastoreItem xmlns:ds="http://schemas.openxmlformats.org/officeDocument/2006/customXml" ds:itemID="{AC7D6D9D-ECB1-4908-824D-08F0DF4F21E9}">
+  <ds:schemaRefs>
+    <ds:schemaRef ds:uri="http://schemas.openxmlformats.org/officeDocument/2006/bibliography"/>
+  </ds:schemaRefs>
+</ds:datastoreItem>
 </file>
 
-<file path=customXml/item3.xml><?xml version="1.0" encoding="utf-8"?>
-<?mso-contentType ?>
-<FormTemplates xmlns="http://schemas.microsoft.com/sharepoint/v3/contenttype/forms">
-  <Display>DocumentLibraryForm</Display>
-  <Edit>DocumentLibraryForm</Edit>
-  <New>DocumentLibraryForm</New>
-</FormTemplates>
+<file path=customXml/itemProps2.xml><?xml version="1.0" encoding="utf-8"?>
+<ds:datastoreItem xmlns:ds="http://schemas.openxmlformats.org/officeDocument/2006/customXml" ds:itemID="{C545EDB0-6DA9-4573-8FDA-4B7CDBF5EFD9}">
+  <ds:schemaRefs>
+    <ds:schemaRef ds:uri="http://schemas.microsoft.com/sharepoint/v3/contenttype/forms"/>
+  </ds:schemaRefs>
+</ds:datastoreItem>
 </file>
 
-<file path=customXml/item4.xml><?xml version="1.0" encoding="utf-8"?>
-<b:Sources xmlns:b="http://schemas.openxmlformats.org/officeDocument/2006/bibliography" xmlns="http://schemas.openxmlformats.org/officeDocument/2006/bibliography" SelectedStyle="\APASixthEditionOfficeOnline.xsl" StyleName="APA" Version="6"/>
+<file path=customXml/itemProps3.xml><?xml version="1.0" encoding="utf-8"?>
+<ds:datastoreItem xmlns:ds="http://schemas.openxmlformats.org/officeDocument/2006/customXml" ds:itemID="{D1D02F96-5624-48FE-AB5F-467181C3EDC1}">
+  <ds:schemaRefs>
+    <ds:schemaRef ds:uri="http://schemas.microsoft.com/office/2006/metadata/properties"/>
+    <ds:schemaRef ds:uri="http://schemas.microsoft.com/office/infopath/2007/PartnerControls"/>
+  </ds:schemaRefs>
+</ds:datastoreItem>
 </file>
 
-<file path=customXml/itemProps1.xml><?xml version="1.0" encoding="utf-8"?>
+<file path=customXml/itemProps4.xml><?xml version="1.0" encoding="utf-8"?>
 <ds:datastoreItem xmlns:ds="http://schemas.openxmlformats.org/officeDocument/2006/customXml" ds:itemID="{BE06CD11-97E7-4DA4-A1E7-C20845DD652C}">
   <ds:schemaRefs>
     <ds:schemaRef ds:uri="http://schemas.microsoft.com/office/2006/metadata/contentType"/>
@@ -18172,29 +18296,4 @@
     <ds:schemaRef ds:uri="http://schemas.microsoft.com/internal/obd"/>
   </ds:schemaRefs>
 </ds:datastoreItem>
-</file>
-
-<file path=customXml/itemProps2.xml><?xml version="1.0" encoding="utf-8"?>
-<ds:datastoreItem xmlns:ds="http://schemas.openxmlformats.org/officeDocument/2006/customXml" ds:itemID="{D1D02F96-5624-48FE-AB5F-467181C3EDC1}">
-  <ds:schemaRefs>
-    <ds:schemaRef ds:uri="http://schemas.microsoft.com/office/2006/metadata/properties"/>
-    <ds:schemaRef ds:uri="http://schemas.microsoft.com/office/infopath/2007/PartnerControls"/>
-  </ds:schemaRefs>
-</ds:datastoreItem>
-</file>
-
-<file path=customXml/itemProps3.xml><?xml version="1.0" encoding="utf-8"?>
-<ds:datastoreItem xmlns:ds="http://schemas.openxmlformats.org/officeDocument/2006/customXml" ds:itemID="{C545EDB0-6DA9-4573-8FDA-4B7CDBF5EFD9}">
-  <ds:schemaRefs>
-    <ds:schemaRef ds:uri="http://schemas.microsoft.com/sharepoint/v3/contenttype/forms"/>
-  </ds:schemaRefs>
-</ds:datastoreItem>
-</file>
-
-<file path=customXml/itemProps4.xml><?xml version="1.0" encoding="utf-8"?>
-<ds:datastoreItem xmlns:ds="http://schemas.openxmlformats.org/officeDocument/2006/customXml" ds:itemID="{AC7D6D9D-ECB1-4908-824D-08F0DF4F21E9}">
-  <ds:schemaRefs>
-    <ds:schemaRef ds:uri="http://schemas.openxmlformats.org/officeDocument/2006/bibliography"/>
-  </ds:schemaRefs>
-</ds:datastoreItem>
 </file>